--- a/docs/assignments/assignment_01/assigment_01_example.docx
+++ b/docs/assignments/assignment_01/assigment_01_example.docx
@@ -7,7 +7,15 @@
         <w:pStyle w:val="Title"/>
       </w:pPr>
       <w:r>
-        <w:t xml:space="preserve">Assignment 01 example</w:t>
+        <w:t xml:space="preserve">Assignment 01</w:t>
+      </w:r>
+    </w:p>
+    <w:p>
+      <w:pPr>
+        <w:pStyle w:val="Subtitle"/>
+      </w:pPr>
+      <w:r>
+        <w:t xml:space="preserve">Two-sample t-tests</w:t>
       </w:r>
     </w:p>
     <w:p>

--- a/docs/assignments/assignment_01/assigment_01_example.docx
+++ b/docs/assignments/assignment_01/assigment_01_example.docx
@@ -1559,7 +1559,7 @@
       <w:b/>
       <w:color w:themeColor="accent1" w:themeShade="BF" w:val="0F4761"/>
       <w:sz w:val="28"/>
-      <w:szCs w:val="40"/>
+      <w:szCs w:val="28"/>
     </w:rPr>
   </w:style>
   <w:style w:styleId="Heading2" w:type="paragraph">
@@ -1581,7 +1581,7 @@
     <w:rPr>
       <w:rFonts w:asciiTheme="majorHAnsi" w:cstheme="majorBidi" w:eastAsiaTheme="majorEastAsia" w:hAnsiTheme="majorHAnsi"/>
       <w:color w:themeColor="accent1" w:themeShade="BF" w:val="0F4761"/>
-      <w:szCs w:val="32"/>
+      <w:szCs w:val="28"/>
     </w:rPr>
   </w:style>
   <w:style w:styleId="Heading3" w:type="paragraph">
@@ -1893,8 +1893,8 @@
       <w:rFonts w:asciiTheme="majorHAnsi" w:cstheme="majorBidi" w:eastAsiaTheme="majorEastAsia" w:hAnsiTheme="majorHAnsi"/>
       <w:spacing w:val="-10"/>
       <w:kern w:val="28"/>
-      <w:sz w:val="56"/>
-      <w:szCs w:val="56"/>
+      <w:sz w:val="28"/>
+      <w:szCs w:val="28"/>
     </w:rPr>
   </w:style>
   <w:style w:customStyle="1" w:styleId="TitleChar" w:type="character">
@@ -1907,8 +1907,8 @@
       <w:rFonts w:asciiTheme="majorHAnsi" w:cstheme="majorBidi" w:eastAsiaTheme="majorEastAsia" w:hAnsiTheme="majorHAnsi"/>
       <w:spacing w:val="-10"/>
       <w:kern w:val="28"/>
-      <w:sz w:val="56"/>
-      <w:szCs w:val="56"/>
+      <w:sz w:val="28"/>
+      <w:szCs w:val="28"/>
     </w:rPr>
   </w:style>
   <w:style w:styleId="Subtitle" w:type="paragraph">
